--- a/Partner Project Helpful Links.docx
+++ b/Partner Project Helpful Links.docx
@@ -28,6 +28,71 @@
         <w:proofErr w:type="spellEnd"/>
       </w:hyperlink>
     </w:p>
+    <w:p>
+      <w:r>
+        <w:t xml:space="preserve">Replace string with </w:t>
+      </w:r>
+      <w:proofErr w:type="spellStart"/>
+      <w:r>
+        <w:t>NaN</w:t>
+      </w:r>
+      <w:proofErr w:type="spellEnd"/>
+      <w:r>
+        <w:t xml:space="preserve">: </w:t>
+      </w:r>
+      <w:hyperlink r:id="rId5" w:history="1">
+        <w:r>
+          <w:rPr>
+            <w:rStyle w:val="Hyperlink"/>
+          </w:rPr>
+          <w:t xml:space="preserve">Replace </w:t>
+        </w:r>
+        <w:proofErr w:type="spellStart"/>
+        <w:r>
+          <w:rPr>
+            <w:rStyle w:val="Hyperlink"/>
+          </w:rPr>
+          <w:t>NaN</w:t>
+        </w:r>
+        <w:proofErr w:type="spellEnd"/>
+        <w:r>
+          <w:rPr>
+            <w:rStyle w:val="Hyperlink"/>
+          </w:rPr>
+          <w:t xml:space="preserve"> with Blank or Empty String in Pandas? - </w:t>
+        </w:r>
+        <w:proofErr w:type="spellStart"/>
+        <w:r>
+          <w:rPr>
+            <w:rStyle w:val="Hyperlink"/>
+          </w:rPr>
+          <w:t>GeeksforGeeks</w:t>
+        </w:r>
+        <w:proofErr w:type="spellEnd"/>
+      </w:hyperlink>
+    </w:p>
+    <w:p>
+      <w:r>
+        <w:t xml:space="preserve">Melt (grouping data for bar plots): </w:t>
+      </w:r>
+      <w:hyperlink r:id="rId6" w:history="1">
+        <w:proofErr w:type="spellStart"/>
+        <w:r>
+          <w:rPr>
+            <w:rStyle w:val="Hyperlink"/>
+          </w:rPr>
+          <w:t>pandas.melt</w:t>
+        </w:r>
+        <w:proofErr w:type="spellEnd"/>
+        <w:r>
+          <w:rPr>
+            <w:rStyle w:val="Hyperlink"/>
+          </w:rPr>
+          <w:t xml:space="preserve"> — pandas 3.0.4 documentation</w:t>
+        </w:r>
+      </w:hyperlink>
+    </w:p>
+    <w:p/>
     <w:p/>
     <w:sectPr>
       <w:pgSz w:w="12240" w:h="15840"/>

--- a/Partner Project Helpful Links.docx
+++ b/Partner Project Helpful Links.docx
@@ -16,59 +16,21 @@
           <w:rPr>
             <w:rStyle w:val="Hyperlink"/>
           </w:rPr>
-          <w:t xml:space="preserve">Pandas Find Duplicate Rows - </w:t>
+          <w:t>Pandas Find Duplicate Rows - GeeksforGeeks</w:t>
         </w:r>
-        <w:proofErr w:type="spellStart"/>
-        <w:r>
-          <w:rPr>
-            <w:rStyle w:val="Hyperlink"/>
-          </w:rPr>
-          <w:t>GeeksforGeeks</w:t>
-        </w:r>
-        <w:proofErr w:type="spellEnd"/>
       </w:hyperlink>
     </w:p>
     <w:p>
       <w:r>
-        <w:t xml:space="preserve">Replace string with </w:t>
-      </w:r>
-      <w:proofErr w:type="spellStart"/>
-      <w:r>
-        <w:t>NaN</w:t>
-      </w:r>
-      <w:proofErr w:type="spellEnd"/>
-      <w:r>
-        <w:t xml:space="preserve">: </w:t>
+        <w:t xml:space="preserve">Replace string with NaN: </w:t>
       </w:r>
       <w:hyperlink r:id="rId5" w:history="1">
         <w:r>
           <w:rPr>
             <w:rStyle w:val="Hyperlink"/>
           </w:rPr>
-          <w:t xml:space="preserve">Replace </w:t>
+          <w:t>Replace NaN with Blank or Empty String in Pandas? - GeeksforGeeks</w:t>
         </w:r>
-        <w:proofErr w:type="spellStart"/>
-        <w:r>
-          <w:rPr>
-            <w:rStyle w:val="Hyperlink"/>
-          </w:rPr>
-          <w:t>NaN</w:t>
-        </w:r>
-        <w:proofErr w:type="spellEnd"/>
-        <w:r>
-          <w:rPr>
-            <w:rStyle w:val="Hyperlink"/>
-          </w:rPr>
-          <w:t xml:space="preserve"> with Blank or Empty String in Pandas? - </w:t>
-        </w:r>
-        <w:proofErr w:type="spellStart"/>
-        <w:r>
-          <w:rPr>
-            <w:rStyle w:val="Hyperlink"/>
-          </w:rPr>
-          <w:t>GeeksforGeeks</w:t>
-        </w:r>
-        <w:proofErr w:type="spellEnd"/>
       </w:hyperlink>
     </w:p>
     <w:p>
@@ -76,22 +38,41 @@
         <w:t xml:space="preserve">Melt (grouping data for bar plots): </w:t>
       </w:r>
       <w:hyperlink r:id="rId6" w:history="1">
-        <w:proofErr w:type="spellStart"/>
         <w:r>
           <w:rPr>
             <w:rStyle w:val="Hyperlink"/>
           </w:rPr>
-          <w:t>pandas.melt</w:t>
+          <w:t>pandas.melt — pandas 3.0.4 documentation</w:t>
         </w:r>
-        <w:proofErr w:type="spellEnd"/>
+      </w:hyperlink>
+    </w:p>
+    <w:p>
+      <w:r>
+        <w:t xml:space="preserve">Iterrows: </w:t>
+      </w:r>
+      <w:hyperlink r:id="rId7" w:history="1">
         <w:r>
           <w:rPr>
             <w:rStyle w:val="Hyperlink"/>
           </w:rPr>
-          <w:t xml:space="preserve"> — pandas 3.0.4 documentation</w:t>
+          <w:t>Pandas DataFrame iterrows() Method - GeeksforGeeks</w:t>
         </w:r>
       </w:hyperlink>
     </w:p>
+    <w:p>
+      <w:r>
+        <w:t xml:space="preserve">Pivot column: </w:t>
+      </w:r>
+      <w:hyperlink r:id="rId8" w:history="1">
+        <w:r>
+          <w:rPr>
+            <w:rStyle w:val="Hyperlink"/>
+          </w:rPr>
+          <w:t>Python | Pandas.pivot() - GeeksforGeeks</w:t>
+        </w:r>
+      </w:hyperlink>
+    </w:p>
+    <w:p/>
     <w:p/>
     <w:p/>
     <w:sectPr>
